--- a/kits/cra-readiness/samples/mossbyte-sprout-s1/deliverables/reporting-runbook.docx
+++ b/kits/cra-readiness/samples/mossbyte-sprout-s1/deliverables/reporting-runbook.docx
@@ -543,11 +543,11 @@
         <w:tblLook w:firstColumn="1" w:firstRow="1" w:lastColumn="0" w:lastRow="0" w:noHBand="0" w:noVBand="1" w:val="04A0"/>
       </w:tblPr>
       <w:tblGrid>
-        <w:gridCol w:w="2000"/>
-        <w:gridCol w:w="1841"/>
-        <w:gridCol w:w="1862"/>
-        <w:gridCol w:w="2616"/>
-        <w:gridCol w:w="1318"/>
+        <w:gridCol w:w="2073"/>
+        <w:gridCol w:w="1961"/>
+        <w:gridCol w:w="1987"/>
+        <w:gridCol w:w="2229"/>
+        <w:gridCol w:w="1387"/>
       </w:tblGrid>
       <w:tr>
         <w:trPr>
@@ -555,7 +555,7 @@
         </w:trPr>
         <w:tc>
           <w:tcPr>
-            <w:tcW w:type="dxa" w:w="2000"/>
+            <w:tcW w:type="dxa" w:w="2073"/>
             <w:shd w:val="clear" w:color="auto" w:fill="D9E2F3"/>
           </w:tcPr>
           <w:p>
@@ -573,7 +573,7 @@
         </w:tc>
         <w:tc>
           <w:tcPr>
-            <w:tcW w:type="dxa" w:w="1841"/>
+            <w:tcW w:type="dxa" w:w="1961"/>
             <w:shd w:val="clear" w:color="auto" w:fill="D9E2F3"/>
           </w:tcPr>
           <w:p>
@@ -591,7 +591,7 @@
         </w:tc>
         <w:tc>
           <w:tcPr>
-            <w:tcW w:type="dxa" w:w="1862"/>
+            <w:tcW w:type="dxa" w:w="1987"/>
             <w:shd w:val="clear" w:color="auto" w:fill="D9E2F3"/>
           </w:tcPr>
           <w:p>
@@ -609,7 +609,7 @@
         </w:tc>
         <w:tc>
           <w:tcPr>
-            <w:tcW w:type="dxa" w:w="2616"/>
+            <w:tcW w:type="dxa" w:w="2229"/>
             <w:shd w:val="clear" w:color="auto" w:fill="D9E2F3"/>
           </w:tcPr>
           <w:p>
@@ -627,7 +627,7 @@
         </w:tc>
         <w:tc>
           <w:tcPr>
-            <w:tcW w:type="dxa" w:w="1318"/>
+            <w:tcW w:type="dxa" w:w="1387"/>
             <w:shd w:val="clear" w:color="auto" w:fill="D9E2F3"/>
           </w:tcPr>
           <w:p>
@@ -647,7 +647,7 @@
       <w:tr>
         <w:tc>
           <w:tcPr>
-            <w:tcW w:type="dxa" w:w="2000"/>
+            <w:tcW w:type="dxa" w:w="2073"/>
           </w:tcPr>
           <w:p>
             <w:pPr>
@@ -663,7 +663,7 @@
         </w:tc>
         <w:tc>
           <w:tcPr>
-            <w:tcW w:type="dxa" w:w="1841"/>
+            <w:tcW w:type="dxa" w:w="1961"/>
           </w:tcPr>
           <w:p>
             <w:pPr>
@@ -679,7 +679,7 @@
         </w:tc>
         <w:tc>
           <w:tcPr>
-            <w:tcW w:type="dxa" w:w="1862"/>
+            <w:tcW w:type="dxa" w:w="1987"/>
           </w:tcPr>
           <w:p>
             <w:pPr>
@@ -695,7 +695,7 @@
         </w:tc>
         <w:tc>
           <w:tcPr>
-            <w:tcW w:type="dxa" w:w="2616"/>
+            <w:tcW w:type="dxa" w:w="2229"/>
           </w:tcPr>
           <w:p>
             <w:pPr>
@@ -711,7 +711,7 @@
         </w:tc>
         <w:tc>
           <w:tcPr>
-            <w:tcW w:type="dxa" w:w="1318"/>
+            <w:tcW w:type="dxa" w:w="1387"/>
           </w:tcPr>
           <w:p>
             <w:pPr>
@@ -729,7 +729,7 @@
       <w:tr>
         <w:tc>
           <w:tcPr>
-            <w:tcW w:type="dxa" w:w="2000"/>
+            <w:tcW w:type="dxa" w:w="2073"/>
           </w:tcPr>
           <w:p>
             <w:pPr>
@@ -745,7 +745,7 @@
         </w:tc>
         <w:tc>
           <w:tcPr>
-            <w:tcW w:type="dxa" w:w="1841"/>
+            <w:tcW w:type="dxa" w:w="1961"/>
           </w:tcPr>
           <w:p>
             <w:pPr>
@@ -761,7 +761,7 @@
         </w:tc>
         <w:tc>
           <w:tcPr>
-            <w:tcW w:type="dxa" w:w="1862"/>
+            <w:tcW w:type="dxa" w:w="1987"/>
           </w:tcPr>
           <w:p>
             <w:pPr>
@@ -777,7 +777,7 @@
         </w:tc>
         <w:tc>
           <w:tcPr>
-            <w:tcW w:type="dxa" w:w="2616"/>
+            <w:tcW w:type="dxa" w:w="2229"/>
           </w:tcPr>
           <w:p>
             <w:pPr>
@@ -793,7 +793,7 @@
         </w:tc>
         <w:tc>
           <w:tcPr>
-            <w:tcW w:type="dxa" w:w="1318"/>
+            <w:tcW w:type="dxa" w:w="1387"/>
           </w:tcPr>
           <w:p>
             <w:pPr>
@@ -811,7 +811,7 @@
       <w:tr>
         <w:tc>
           <w:tcPr>
-            <w:tcW w:type="dxa" w:w="2000"/>
+            <w:tcW w:type="dxa" w:w="2073"/>
           </w:tcPr>
           <w:p>
             <w:pPr>
@@ -827,7 +827,7 @@
         </w:tc>
         <w:tc>
           <w:tcPr>
-            <w:tcW w:type="dxa" w:w="1841"/>
+            <w:tcW w:type="dxa" w:w="1961"/>
           </w:tcPr>
           <w:p>
             <w:pPr>
@@ -843,7 +843,7 @@
         </w:tc>
         <w:tc>
           <w:tcPr>
-            <w:tcW w:type="dxa" w:w="1862"/>
+            <w:tcW w:type="dxa" w:w="1987"/>
           </w:tcPr>
           <w:p>
             <w:pPr>
@@ -859,7 +859,7 @@
         </w:tc>
         <w:tc>
           <w:tcPr>
-            <w:tcW w:type="dxa" w:w="2616"/>
+            <w:tcW w:type="dxa" w:w="2229"/>
           </w:tcPr>
           <w:p>
             <w:pPr>
@@ -875,7 +875,7 @@
         </w:tc>
         <w:tc>
           <w:tcPr>
-            <w:tcW w:type="dxa" w:w="1318"/>
+            <w:tcW w:type="dxa" w:w="1387"/>
           </w:tcPr>
           <w:p>
             <w:pPr>
@@ -893,7 +893,7 @@
       <w:tr>
         <w:tc>
           <w:tcPr>
-            <w:tcW w:type="dxa" w:w="2000"/>
+            <w:tcW w:type="dxa" w:w="2073"/>
           </w:tcPr>
           <w:p>
             <w:pPr>
@@ -909,7 +909,7 @@
         </w:tc>
         <w:tc>
           <w:tcPr>
-            <w:tcW w:type="dxa" w:w="1841"/>
+            <w:tcW w:type="dxa" w:w="1961"/>
           </w:tcPr>
           <w:p>
             <w:pPr>
@@ -925,7 +925,7 @@
         </w:tc>
         <w:tc>
           <w:tcPr>
-            <w:tcW w:type="dxa" w:w="1862"/>
+            <w:tcW w:type="dxa" w:w="1987"/>
           </w:tcPr>
           <w:p>
             <w:pPr>
@@ -941,7 +941,7 @@
         </w:tc>
         <w:tc>
           <w:tcPr>
-            <w:tcW w:type="dxa" w:w="2616"/>
+            <w:tcW w:type="dxa" w:w="2229"/>
           </w:tcPr>
           <w:p>
             <w:pPr>
@@ -957,7 +957,7 @@
         </w:tc>
         <w:tc>
           <w:tcPr>
-            <w:tcW w:type="dxa" w:w="1318"/>
+            <w:tcW w:type="dxa" w:w="1387"/>
           </w:tcPr>
           <w:p>
             <w:pPr>
@@ -975,7 +975,7 @@
       <w:tr>
         <w:tc>
           <w:tcPr>
-            <w:tcW w:type="dxa" w:w="2000"/>
+            <w:tcW w:type="dxa" w:w="2073"/>
           </w:tcPr>
           <w:p>
             <w:pPr>
@@ -991,7 +991,7 @@
         </w:tc>
         <w:tc>
           <w:tcPr>
-            <w:tcW w:type="dxa" w:w="1841"/>
+            <w:tcW w:type="dxa" w:w="1961"/>
           </w:tcPr>
           <w:p>
             <w:pPr>
@@ -1007,7 +1007,7 @@
         </w:tc>
         <w:tc>
           <w:tcPr>
-            <w:tcW w:type="dxa" w:w="1862"/>
+            <w:tcW w:type="dxa" w:w="1987"/>
           </w:tcPr>
           <w:p>
             <w:pPr>
@@ -1023,7 +1023,7 @@
         </w:tc>
         <w:tc>
           <w:tcPr>
-            <w:tcW w:type="dxa" w:w="2616"/>
+            <w:tcW w:type="dxa" w:w="2229"/>
           </w:tcPr>
           <w:p>
             <w:pPr>
@@ -1039,7 +1039,7 @@
         </w:tc>
         <w:tc>
           <w:tcPr>
-            <w:tcW w:type="dxa" w:w="1318"/>
+            <w:tcW w:type="dxa" w:w="1387"/>
           </w:tcPr>
           <w:p>
             <w:pPr>
@@ -1057,7 +1057,7 @@
       <w:tr>
         <w:tc>
           <w:tcPr>
-            <w:tcW w:type="dxa" w:w="2000"/>
+            <w:tcW w:type="dxa" w:w="2073"/>
           </w:tcPr>
           <w:p>
             <w:pPr>
@@ -1073,7 +1073,7 @@
         </w:tc>
         <w:tc>
           <w:tcPr>
-            <w:tcW w:type="dxa" w:w="1841"/>
+            <w:tcW w:type="dxa" w:w="1961"/>
           </w:tcPr>
           <w:p>
             <w:pPr>
@@ -1089,7 +1089,7 @@
         </w:tc>
         <w:tc>
           <w:tcPr>
-            <w:tcW w:type="dxa" w:w="1862"/>
+            <w:tcW w:type="dxa" w:w="1987"/>
           </w:tcPr>
           <w:p>
             <w:pPr>
@@ -1105,7 +1105,7 @@
         </w:tc>
         <w:tc>
           <w:tcPr>
-            <w:tcW w:type="dxa" w:w="2616"/>
+            <w:tcW w:type="dxa" w:w="2229"/>
           </w:tcPr>
           <w:p>
             <w:pPr>
@@ -1121,7 +1121,7 @@
         </w:tc>
         <w:tc>
           <w:tcPr>
-            <w:tcW w:type="dxa" w:w="1318"/>
+            <w:tcW w:type="dxa" w:w="1387"/>
           </w:tcPr>
           <w:p>
             <w:pPr>
@@ -2386,10 +2386,10 @@
         <w:tblLook w:firstColumn="1" w:firstRow="1" w:lastColumn="0" w:lastRow="0" w:noHBand="0" w:noVBand="1" w:val="04A0"/>
       </w:tblPr>
       <w:tblGrid>
-        <w:gridCol w:w="2316"/>
-        <w:gridCol w:w="2503"/>
-        <w:gridCol w:w="2316"/>
-        <w:gridCol w:w="2503"/>
+        <w:gridCol w:w="2292"/>
+        <w:gridCol w:w="2527"/>
+        <w:gridCol w:w="2292"/>
+        <w:gridCol w:w="2527"/>
       </w:tblGrid>
       <w:tr>
         <w:trPr>
@@ -2397,7 +2397,7 @@
         </w:trPr>
         <w:tc>
           <w:tcPr>
-            <w:tcW w:type="dxa" w:w="2316"/>
+            <w:tcW w:type="dxa" w:w="2292"/>
             <w:shd w:val="clear" w:color="auto" w:fill="D9E2F3"/>
           </w:tcPr>
           <w:p>
@@ -2415,7 +2415,7 @@
         </w:tc>
         <w:tc>
           <w:tcPr>
-            <w:tcW w:type="dxa" w:w="2503"/>
+            <w:tcW w:type="dxa" w:w="2527"/>
             <w:shd w:val="clear" w:color="auto" w:fill="D9E2F3"/>
           </w:tcPr>
           <w:p>
@@ -2433,7 +2433,7 @@
         </w:tc>
         <w:tc>
           <w:tcPr>
-            <w:tcW w:type="dxa" w:w="2316"/>
+            <w:tcW w:type="dxa" w:w="2292"/>
             <w:shd w:val="clear" w:color="auto" w:fill="D9E2F3"/>
           </w:tcPr>
           <w:p>
@@ -2451,7 +2451,7 @@
         </w:tc>
         <w:tc>
           <w:tcPr>
-            <w:tcW w:type="dxa" w:w="2503"/>
+            <w:tcW w:type="dxa" w:w="2527"/>
             <w:shd w:val="clear" w:color="auto" w:fill="D9E2F3"/>
           </w:tcPr>
           <w:p>
@@ -2471,7 +2471,7 @@
       <w:tr>
         <w:tc>
           <w:tcPr>
-            <w:tcW w:type="dxa" w:w="2316"/>
+            <w:tcW w:type="dxa" w:w="2292"/>
           </w:tcPr>
           <w:p>
             <w:pPr>
@@ -2481,7 +2481,7 @@
         </w:tc>
         <w:tc>
           <w:tcPr>
-            <w:tcW w:type="dxa" w:w="2503"/>
+            <w:tcW w:type="dxa" w:w="2527"/>
           </w:tcPr>
           <w:p>
             <w:pPr>
@@ -2491,7 +2491,7 @@
         </w:tc>
         <w:tc>
           <w:tcPr>
-            <w:tcW w:type="dxa" w:w="2316"/>
+            <w:tcW w:type="dxa" w:w="2292"/>
           </w:tcPr>
           <w:p>
             <w:pPr>
@@ -2501,7 +2501,7 @@
         </w:tc>
         <w:tc>
           <w:tcPr>
-            <w:tcW w:type="dxa" w:w="2503"/>
+            <w:tcW w:type="dxa" w:w="2527"/>
           </w:tcPr>
           <w:p>
             <w:pPr>
@@ -2513,7 +2513,7 @@
       <w:tr>
         <w:tc>
           <w:tcPr>
-            <w:tcW w:type="dxa" w:w="2316"/>
+            <w:tcW w:type="dxa" w:w="2292"/>
           </w:tcPr>
           <w:p>
             <w:pPr>
@@ -2523,7 +2523,7 @@
         </w:tc>
         <w:tc>
           <w:tcPr>
-            <w:tcW w:type="dxa" w:w="2503"/>
+            <w:tcW w:type="dxa" w:w="2527"/>
           </w:tcPr>
           <w:p>
             <w:pPr>
@@ -2533,7 +2533,7 @@
         </w:tc>
         <w:tc>
           <w:tcPr>
-            <w:tcW w:type="dxa" w:w="2316"/>
+            <w:tcW w:type="dxa" w:w="2292"/>
           </w:tcPr>
           <w:p>
             <w:pPr>
@@ -2543,7 +2543,7 @@
         </w:tc>
         <w:tc>
           <w:tcPr>
-            <w:tcW w:type="dxa" w:w="2503"/>
+            <w:tcW w:type="dxa" w:w="2527"/>
           </w:tcPr>
           <w:p>
             <w:pPr>
@@ -2555,7 +2555,7 @@
       <w:tr>
         <w:tc>
           <w:tcPr>
-            <w:tcW w:type="dxa" w:w="2316"/>
+            <w:tcW w:type="dxa" w:w="2292"/>
           </w:tcPr>
           <w:p>
             <w:pPr>
@@ -2565,7 +2565,7 @@
         </w:tc>
         <w:tc>
           <w:tcPr>
-            <w:tcW w:type="dxa" w:w="2503"/>
+            <w:tcW w:type="dxa" w:w="2527"/>
           </w:tcPr>
           <w:p>
             <w:pPr>
@@ -2575,7 +2575,7 @@
         </w:tc>
         <w:tc>
           <w:tcPr>
-            <w:tcW w:type="dxa" w:w="2316"/>
+            <w:tcW w:type="dxa" w:w="2292"/>
           </w:tcPr>
           <w:p>
             <w:pPr>
@@ -2585,7 +2585,7 @@
         </w:tc>
         <w:tc>
           <w:tcPr>
-            <w:tcW w:type="dxa" w:w="2503"/>
+            <w:tcW w:type="dxa" w:w="2527"/>
           </w:tcPr>
           <w:p>
             <w:pPr>
@@ -3073,7 +3073,7 @@
       <w:outlineLvl w:val="0"/>
     </w:pPr>
     <w:rPr>
-      <w:rFonts w:asciiTheme="majorHAnsi" w:eastAsiaTheme="majorEastAsia" w:hAnsiTheme="majorHAnsi" w:cstheme="majorBidi" w:ascii="Arial" w:hAnsi="Arial" w:eastAsia="Arial"/>
+      <w:rFonts w:ascii="Arial" w:hAnsi="Arial" w:eastAsia="Arial"/>
       <w:b/>
       <w:bCs/>
       <w:color w:val="1F3864"/>
@@ -3097,7 +3097,7 @@
       <w:outlineLvl w:val="1"/>
     </w:pPr>
     <w:rPr>
-      <w:rFonts w:asciiTheme="majorHAnsi" w:eastAsiaTheme="majorEastAsia" w:hAnsiTheme="majorHAnsi" w:cstheme="majorBidi" w:ascii="Arial" w:hAnsi="Arial" w:eastAsia="Arial"/>
+      <w:rFonts w:ascii="Arial" w:hAnsi="Arial" w:eastAsia="Arial"/>
       <w:b/>
       <w:bCs/>
       <w:color w:val="1F3864"/>
@@ -3121,7 +3121,7 @@
       <w:outlineLvl w:val="2"/>
     </w:pPr>
     <w:rPr>
-      <w:rFonts w:asciiTheme="majorHAnsi" w:eastAsiaTheme="majorEastAsia" w:hAnsiTheme="majorHAnsi" w:cstheme="majorBidi" w:ascii="Arial" w:hAnsi="Arial" w:eastAsia="Arial"/>
+      <w:rFonts w:ascii="Arial" w:hAnsi="Arial" w:eastAsia="Arial"/>
       <w:b/>
       <w:bCs/>
       <w:color w:val="1F3864"/>
@@ -3145,7 +3145,7 @@
       <w:outlineLvl w:val="3"/>
     </w:pPr>
     <w:rPr>
-      <w:rFonts w:asciiTheme="majorHAnsi" w:eastAsiaTheme="majorEastAsia" w:hAnsiTheme="majorHAnsi" w:cstheme="majorBidi" w:ascii="Arial" w:hAnsi="Arial" w:eastAsia="Arial"/>
+      <w:rFonts w:ascii="Arial" w:hAnsi="Arial" w:eastAsia="Arial"/>
       <w:b/>
       <w:bCs/>
       <w:i/>
@@ -3364,7 +3364,7 @@
       <w:contextualSpacing/>
     </w:pPr>
     <w:rPr>
-      <w:rFonts w:asciiTheme="majorHAnsi" w:eastAsiaTheme="majorEastAsia" w:hAnsiTheme="majorHAnsi" w:cstheme="majorBidi" w:ascii="Arial" w:hAnsi="Arial" w:eastAsia="Arial"/>
+      <w:rFonts w:ascii="Arial" w:hAnsi="Arial" w:eastAsia="Arial"/>
       <w:b/>
       <w:color w:val="1F3864"/>
       <w:spacing w:val="5"/>
